--- a/zht/docx/014.content.docx
+++ b/zht/docx/014.content.docx
@@ -245,72 +245,50 @@
         </w:rPr>
         <w:t>這個習俗開始於神告訴</w:t>
       </w:r>
-      <w:hyperlink r:id="rId13">
-        <w:r>
-          <w:rPr>
-            <w:lang w:val="zh_TW" w:bidi="zh_TW"/>
-          </w:rPr>
-          <w:rPr>
-            <w:color w:val="0000EE"/>
-            <w:u w:val="single"/>
-          </w:rPr>
-          <w:t>亞伯拉罕</w:t>
-        </w:r>
-      </w:hyperlink>
+      <w:r>
+        <w:rPr>
+          <w:lang w:val="zh_TW" w:bidi="zh_TW"/>
+        </w:rPr>
+        <w:t>亞伯拉罕</w:t>
+      </w:r>
       <w:r>
         <w:rPr>
           <w:lang w:val="zh_TW" w:bidi="zh_TW"/>
         </w:rPr>
         <w:t>要為自己和他</w:t>
       </w:r>
-      <w:hyperlink r:id="rId14">
-        <w:r>
-          <w:rPr>
-            <w:lang w:val="zh_TW" w:bidi="zh_TW"/>
-          </w:rPr>
-          <w:rPr>
-            <w:color w:val="0000EE"/>
-            <w:u w:val="single"/>
-          </w:rPr>
-          <w:t>家人</w:t>
-        </w:r>
-      </w:hyperlink>
+      <w:r>
+        <w:rPr>
+          <w:b/>
+          <w:lang w:val="zh_TW" w:bidi="zh_TW"/>
+        </w:rPr>
+        <w:t>家人</w:t>
+      </w:r>
       <w:r>
         <w:rPr>
           <w:lang w:val="zh_TW" w:bidi="zh_TW"/>
         </w:rPr>
         <w:t>中所有的男性行割禮。 割禮是一個記號，表明這個人被包括在神與亞伯拉罕所立的</w:t>
       </w:r>
-      <w:hyperlink r:id="rId15">
-        <w:r>
-          <w:rPr>
-            <w:lang w:val="zh_TW" w:bidi="zh_TW"/>
-          </w:rPr>
-          <w:rPr>
-            <w:color w:val="0000EE"/>
-            <w:u w:val="single"/>
-          </w:rPr>
-          <w:t>約</w:t>
-        </w:r>
-      </w:hyperlink>
+      <w:r>
+        <w:rPr>
+          <w:b/>
+          <w:lang w:val="zh_TW" w:bidi="zh_TW"/>
+        </w:rPr>
+        <w:t>約</w:t>
+      </w:r>
       <w:r>
         <w:rPr>
           <w:lang w:val="zh_TW" w:bidi="zh_TW"/>
         </w:rPr>
         <w:t>中。 從那時起，所有男性</w:t>
       </w:r>
-      <w:hyperlink r:id="rId16">
-        <w:r>
-          <w:rPr>
-            <w:lang w:val="zh_TW" w:bidi="zh_TW"/>
-          </w:rPr>
-          <w:rPr>
-            <w:color w:val="0000EE"/>
-            <w:u w:val="single"/>
-          </w:rPr>
-          <w:t>以色列人</w:t>
-        </w:r>
-      </w:hyperlink>
+      <w:r>
+        <w:rPr>
+          <w:lang w:val="zh_TW" w:bidi="zh_TW"/>
+        </w:rPr>
+        <w:t>以色列人</w:t>
+      </w:r>
       <w:r>
         <w:rPr>
           <w:lang w:val="zh_TW" w:bidi="zh_TW"/>
@@ -373,42 +351,36 @@
       </w:r>
       <w:r>
         <w:rPr>
+          <w:lang w:val="zh_TW" w:bidi="zh_TW"/>
+        </w:rPr>
+        <w:t>信徒</w:t>
+      </w:r>
+      <w:r>
+        <w:rPr>
+          <w:lang w:val="zh_TW" w:bidi="zh_TW"/>
+        </w:rPr>
+        <w:t>對割禮有不同的意見。 一些猶太基督徒認為，所有的信徒都應該受割禮。 他們認為，只有受過割禮的人才能真正屬於神的百姓。 然後，保羅和其他</w:t>
+      </w:r>
+      <w:r>
+        <w:rPr>
           <w:b/>
           <w:lang w:val="zh_TW" w:bidi="zh_TW"/>
         </w:rPr>
-        <w:t>信徒</w:t>
-      </w:r>
-      <w:r>
-        <w:rPr>
-          <w:lang w:val="zh_TW" w:bidi="zh_TW"/>
-        </w:rPr>
-        <w:t>對割禮有不同的意見。 一些猶太基督徒認為，所有的信徒都應該受割禮。 他們認為，只有受過割禮的人才能真正屬於神的百姓。 然後，保羅和其他</w:t>
+        <w:t>使徒</w:t>
+      </w:r>
+      <w:r>
+        <w:rPr>
+          <w:lang w:val="zh_TW" w:bidi="zh_TW"/>
+        </w:rPr>
+        <w:t>教導教會，神不再要求只有身體受割禮，才能屬於神的百姓。 相反，人們需要心的屬靈割禮：悔改、</w:t>
       </w:r>
       <w:r>
         <w:rPr>
           <w:b/>
           <w:lang w:val="zh_TW" w:bidi="zh_TW"/>
         </w:rPr>
-        <w:t>使徒</w:t>
-      </w:r>
-      <w:r>
-        <w:rPr>
-          <w:lang w:val="zh_TW" w:bidi="zh_TW"/>
-        </w:rPr>
-        <w:t>教導教會，神不再要求只有身體受割禮，才能屬於神的百姓。 相反，人們需要心的屬靈割禮：悔改、</w:t>
-      </w:r>
-      <w:hyperlink r:id="rId17">
-        <w:r>
-          <w:rPr>
-            <w:lang w:val="zh_TW" w:bidi="zh_TW"/>
-          </w:rPr>
-          <w:rPr>
-            <w:color w:val="0000EE"/>
-            <w:u w:val="single"/>
-          </w:rPr>
-          <w:t>信心</w:t>
-        </w:r>
-      </w:hyperlink>
+        <w:t>信心</w:t>
+      </w:r>
       <w:r>
         <w:rPr>
           <w:lang w:val="zh_TW" w:bidi="zh_TW"/>
